--- a/examples/lagmapping/doc/13-lag-mapping-comparison.docx
+++ b/examples/lagmapping/doc/13-lag-mapping-comparison.docx
@@ -979,7 +979,7 @@
               <a:graphicData uri="http://schemas.openxmlformats.org/drawingml/2006/picture">
                 <pic:pic>
                   <pic:nvPicPr>
-                    <pic:cNvPr descr="/home/gpca/tspredit/examples/lagmapping/doc/13-lag-mapping-comparison_files/b6c131b9404b9d39f5b6f84ebd0e2e19535246e5.png" id="11" name="Picture"/>
+                    <pic:cNvPr descr="C:\Git\cefet-rj-dal\tspredit\examples\lagmapping\doc\13-lag-mapping-comparison_files/00cc0b8271b3fba5dd92b7a6f679b8a8b712961b.png" id="11" name="Picture"/>
                     <pic:cNvPicPr>
                       <a:picLocks noChangeArrowheads="1" noChangeAspect="1"/>
                     </pic:cNvPicPr>
@@ -1067,7 +1067,7 @@
               <a:graphicData uri="http://schemas.openxmlformats.org/drawingml/2006/picture">
                 <pic:pic>
                   <pic:nvPicPr>
-                    <pic:cNvPr descr="/home/gpca/tspredit/examples/lagmapping/doc/13-lag-mapping-comparison_files/55ad3d64e7051234c92831aca3138ecc3a622f7f.png" id="14" name="Picture"/>
+                    <pic:cNvPr descr="C:\Git\cefet-rj-dal\tspredit\examples\lagmapping\doc\13-lag-mapping-comparison_files/cb3771ccf7a28dfb93365e8bf93802fa069eb6f4.png" id="14" name="Picture"/>
                     <pic:cNvPicPr>
                       <a:picLocks noChangeArrowheads="1" noChangeAspect="1"/>
                     </pic:cNvPicPr>
@@ -1155,7 +1155,7 @@
               <a:graphicData uri="http://schemas.openxmlformats.org/drawingml/2006/picture">
                 <pic:pic>
                   <pic:nvPicPr>
-                    <pic:cNvPr descr="/home/gpca/tspredit/examples/lagmapping/doc/13-lag-mapping-comparison_files/f78609277630a4aecce4eff322d9165d00ccea99.png" id="17" name="Picture"/>
+                    <pic:cNvPr descr="C:\Git\cefet-rj-dal\tspredit\examples\lagmapping\doc\13-lag-mapping-comparison_files/4fe997dbf5e0a6e87e020e3f308e55fb847ce00d.png" id="17" name="Picture"/>
                     <pic:cNvPicPr>
                       <a:picLocks noChangeArrowheads="1" noChangeAspect="1"/>
                     </pic:cNvPicPr>
@@ -3293,7 +3293,7 @@
               <a:graphicData uri="http://schemas.openxmlformats.org/drawingml/2006/picture">
                 <pic:pic>
                   <pic:nvPicPr>
-                    <pic:cNvPr descr="/home/gpca/tspredit/examples/lagmapping/doc/13-lag-mapping-comparison_files/8e8f3b4777fc9a5ef0715217f40bf420cb1d8fe0.png" id="20" name="Picture"/>
+                    <pic:cNvPr descr="C:\Git\cefet-rj-dal\tspredit\examples\lagmapping\doc\13-lag-mapping-comparison_files/ee71f1eeb2d6bf96dbf66919ec122b8ba7b74221.png" id="20" name="Picture"/>
                     <pic:cNvPicPr>
                       <a:picLocks noChangeArrowheads="1" noChangeAspect="1"/>
                     </pic:cNvPicPr>

--- a/examples/lagmapping/doc/13-lag-mapping-comparison.docx
+++ b/examples/lagmapping/doc/13-lag-mapping-comparison.docx
@@ -979,7 +979,7 @@
               <a:graphicData uri="http://schemas.openxmlformats.org/drawingml/2006/picture">
                 <pic:pic>
                   <pic:nvPicPr>
-                    <pic:cNvPr descr="C:\Git\cefet-rj-dal\tspredit\examples\lagmapping\doc\13-lag-mapping-comparison_files/00cc0b8271b3fba5dd92b7a6f679b8a8b712961b.png" id="11" name="Picture"/>
+                    <pic:cNvPr descr="C:\Git\dal\tspredit\examples\lagmapping\doc\13-lag-mapping-comparison_files/00cc0b8271b3fba5dd92b7a6f679b8a8b712961b.png" id="11" name="Picture"/>
                     <pic:cNvPicPr>
                       <a:picLocks noChangeArrowheads="1" noChangeAspect="1"/>
                     </pic:cNvPicPr>
@@ -1067,7 +1067,7 @@
               <a:graphicData uri="http://schemas.openxmlformats.org/drawingml/2006/picture">
                 <pic:pic>
                   <pic:nvPicPr>
-                    <pic:cNvPr descr="C:\Git\cefet-rj-dal\tspredit\examples\lagmapping\doc\13-lag-mapping-comparison_files/cb3771ccf7a28dfb93365e8bf93802fa069eb6f4.png" id="14" name="Picture"/>
+                    <pic:cNvPr descr="C:\Git\dal\tspredit\examples\lagmapping\doc\13-lag-mapping-comparison_files/cb3771ccf7a28dfb93365e8bf93802fa069eb6f4.png" id="14" name="Picture"/>
                     <pic:cNvPicPr>
                       <a:picLocks noChangeArrowheads="1" noChangeAspect="1"/>
                     </pic:cNvPicPr>
@@ -1155,7 +1155,7 @@
               <a:graphicData uri="http://schemas.openxmlformats.org/drawingml/2006/picture">
                 <pic:pic>
                   <pic:nvPicPr>
-                    <pic:cNvPr descr="C:\Git\cefet-rj-dal\tspredit\examples\lagmapping\doc\13-lag-mapping-comparison_files/4fe997dbf5e0a6e87e020e3f308e55fb847ce00d.png" id="17" name="Picture"/>
+                    <pic:cNvPr descr="C:\Git\dal\tspredit\examples\lagmapping\doc\13-lag-mapping-comparison_files/4fe997dbf5e0a6e87e020e3f308e55fb847ce00d.png" id="17" name="Picture"/>
                     <pic:cNvPicPr>
                       <a:picLocks noChangeArrowheads="1" noChangeAspect="1"/>
                     </pic:cNvPicPr>
@@ -3293,7 +3293,7 @@
               <a:graphicData uri="http://schemas.openxmlformats.org/drawingml/2006/picture">
                 <pic:pic>
                   <pic:nvPicPr>
-                    <pic:cNvPr descr="C:\Git\cefet-rj-dal\tspredit\examples\lagmapping\doc\13-lag-mapping-comparison_files/ee71f1eeb2d6bf96dbf66919ec122b8ba7b74221.png" id="20" name="Picture"/>
+                    <pic:cNvPr descr="C:\Git\dal\tspredit\examples\lagmapping\doc\13-lag-mapping-comparison_files/ee71f1eeb2d6bf96dbf66919ec122b8ba7b74221.png" id="20" name="Picture"/>
                     <pic:cNvPicPr>
                       <a:picLocks noChangeArrowheads="1" noChangeAspect="1"/>
                     </pic:cNvPicPr>

--- a/examples/lagmapping/doc/13-lag-mapping-comparison.docx
+++ b/examples/lagmapping/doc/13-lag-mapping-comparison.docx
@@ -979,7 +979,7 @@
               <a:graphicData uri="http://schemas.openxmlformats.org/drawingml/2006/picture">
                 <pic:pic>
                   <pic:nvPicPr>
-                    <pic:cNvPr descr="C:\Git\dal\tspredit\examples\lagmapping\doc\13-lag-mapping-comparison_files/00cc0b8271b3fba5dd92b7a6f679b8a8b712961b.png" id="11" name="Picture"/>
+                    <pic:cNvPr descr="/home/gpca/tspredit/examples/lagmapping/doc/13-lag-mapping-comparison_files/b6c131b9404b9d39f5b6f84ebd0e2e19535246e5.png" id="11" name="Picture"/>
                     <pic:cNvPicPr>
                       <a:picLocks noChangeArrowheads="1" noChangeAspect="1"/>
                     </pic:cNvPicPr>
@@ -1067,7 +1067,7 @@
               <a:graphicData uri="http://schemas.openxmlformats.org/drawingml/2006/picture">
                 <pic:pic>
                   <pic:nvPicPr>
-                    <pic:cNvPr descr="C:\Git\dal\tspredit\examples\lagmapping\doc\13-lag-mapping-comparison_files/cb3771ccf7a28dfb93365e8bf93802fa069eb6f4.png" id="14" name="Picture"/>
+                    <pic:cNvPr descr="/home/gpca/tspredit/examples/lagmapping/doc/13-lag-mapping-comparison_files/55ad3d64e7051234c92831aca3138ecc3a622f7f.png" id="14" name="Picture"/>
                     <pic:cNvPicPr>
                       <a:picLocks noChangeArrowheads="1" noChangeAspect="1"/>
                     </pic:cNvPicPr>
@@ -1155,7 +1155,7 @@
               <a:graphicData uri="http://schemas.openxmlformats.org/drawingml/2006/picture">
                 <pic:pic>
                   <pic:nvPicPr>
-                    <pic:cNvPr descr="C:\Git\dal\tspredit\examples\lagmapping\doc\13-lag-mapping-comparison_files/4fe997dbf5e0a6e87e020e3f308e55fb847ce00d.png" id="17" name="Picture"/>
+                    <pic:cNvPr descr="/home/gpca/tspredit/examples/lagmapping/doc/13-lag-mapping-comparison_files/f78609277630a4aecce4eff322d9165d00ccea99.png" id="17" name="Picture"/>
                     <pic:cNvPicPr>
                       <a:picLocks noChangeArrowheads="1" noChangeAspect="1"/>
                     </pic:cNvPicPr>
@@ -3293,7 +3293,7 @@
               <a:graphicData uri="http://schemas.openxmlformats.org/drawingml/2006/picture">
                 <pic:pic>
                   <pic:nvPicPr>
-                    <pic:cNvPr descr="C:\Git\dal\tspredit\examples\lagmapping\doc\13-lag-mapping-comparison_files/ee71f1eeb2d6bf96dbf66919ec122b8ba7b74221.png" id="20" name="Picture"/>
+                    <pic:cNvPr descr="/home/gpca/tspredit/examples/lagmapping/doc/13-lag-mapping-comparison_files/8e8f3b4777fc9a5ef0715217f40bf420cb1d8fe0.png" id="20" name="Picture"/>
                     <pic:cNvPicPr>
                       <a:picLocks noChangeArrowheads="1" noChangeAspect="1"/>
                     </pic:cNvPicPr>
